--- a/Volume 1/Chapter 07 - Networking Basics/SPA_Vol1_Ch7_Lesson7_8_Network_Utilities.docx
+++ b/Volume 1/Chapter 07 - Networking Basics/SPA_Vol1_Ch7_Lesson7_8_Network_Utilities.docx
@@ -1542,7 +1542,7 @@
         <w:keepNext/>
       </w:pPr>
       <w:r>
-        <w:t>Save each source and supporting file from this lesson into the matching path in the project layout. As in Chapter 1, notepad .\c\basic_network_utilities.c creates and opens one: choose Yes, type the file, save it with Ctrl+S, and close Notepad. Then install the TypeScript compiler for this project.</w:t>
+        <w:t>Next, let dotnet create the Basic C# project, as in Lesson 7.2. Remember, -o names the project folder; the starter Program.cs is replaced by this lesson's code in the C# section.</w:t>
       </w:r>
     </w:p>
     <w:p>
@@ -1555,6 +1555,32 @@
         <w:pStyle w:val="CommandBlock"/>
       </w:pPr>
       <w:r>
+        <w:t>dotnet new console -o .\csharp\BasicNetworkUtilities</w:t>
+      </w:r>
+    </w:p>
+    <w:p>
+      <w:pPr>
+        <w:keepNext/>
+      </w:pPr>
+    </w:p>
+    <w:p>
+      <w:pPr>
+        <w:keepNext/>
+      </w:pPr>
+      <w:r>
+        <w:t>Then install the TypeScript compiler for this project.</w:t>
+      </w:r>
+    </w:p>
+    <w:p>
+      <w:pPr>
+        <w:keepNext/>
+      </w:pPr>
+    </w:p>
+    <w:p>
+      <w:pPr>
+        <w:pStyle w:val="CommandBlock"/>
+      </w:pPr>
+      <w:r>
         <w:t>npm --prefix .\typescript install --ignore-scripts --no-audit --no-fund</w:t>
       </w:r>
     </w:p>
@@ -1564,6 +1590,16 @@
       </w:pPr>
     </w:p>
     <w:p>
+      <w:r>
+        <w:t>You save each source file in its language's section below, as each is shown. As in Chapter 1, notepad .\c\basic_network_utilities.c creates and opens one: choose Yes, type the file, save it with Ctrl+S, and close Notepad.</w:t>
+      </w:r>
+    </w:p>
+    <w:p>
+      <w:pPr>
+        <w:keepNext/>
+      </w:pPr>
+    </w:p>
+    <w:p>
       <w:pPr>
         <w:keepNext/>
       </w:pPr>
@@ -1800,7 +1836,7 @@
         <w:keepNext/>
       </w:pPr>
       <w:r>
-        <w:t>Save each source and supporting file from this lesson into the matching path in the project layout. As in Chapter 1, nano ./c/basic_network_utilities.c creates and opens one: type the file, then save and close it with Ctrl+O, Enter, then Ctrl+X. Then install the TypeScript compiler for this project.</w:t>
+        <w:t>Then create the Basic C# project with the same command as on Windows, and install the TypeScript compiler for this project.</w:t>
       </w:r>
     </w:p>
     <w:p>
@@ -1811,9 +1847,28 @@
     <w:p>
       <w:pPr>
         <w:pStyle w:val="CommandBlock"/>
+        <w:keepNext/>
+      </w:pPr>
+      <w:r>
+        <w:t>dotnet new console -o ./csharp/BasicNetworkUtilities</w:t>
+      </w:r>
+    </w:p>
+    <w:p>
+      <w:pPr>
+        <w:pStyle w:val="CommandBlock"/>
       </w:pPr>
       <w:r>
         <w:t>npm --prefix ./typescript install --ignore-scripts --no-audit --no-fund</w:t>
+      </w:r>
+    </w:p>
+    <w:p>
+      <w:pPr>
+        <w:keepNext/>
+      </w:pPr>
+    </w:p>
+    <w:p>
+      <w:r>
+        <w:t>You save each source file in its language's section below, as each is shown. As in Chapter 1, nano ./c/basic_network_utilities.c creates and opens one: type the file, then save and close it with Ctrl+O, Enter, then Ctrl+X.</w:t>
       </w:r>
     </w:p>
     <w:p>
@@ -13872,7 +13927,7 @@
     </w:p>
     <w:p>
       <w:r>
-        <w:t>Only BasicNetworkUtilities.csproj is new, the plain project file of the earlier lessons. NetworkUtilities.csproj, go.mod, package.json, and tsconfig.json are copied from lesson-7.2 in the Copy Setup; remember, they target net10.0, name the Go module example.com/networkutilities after the -replace line, and pin the TypeScript compiler, 7.0.2.</w:t>
+        <w:t>This is the file dotnet new wrote, shown here so you can check yours. Only BasicNetworkUtilities.csproj is new, the plain project file of the earlier lessons. NetworkUtilities.csproj, go.mod, package.json, and tsconfig.json are copied from lesson-7.2 in the Copy Setup; remember, they target net10.0, name the Go module example.com/networkutilities after the -replace line, and pin the TypeScript compiler, 7.0.2.</w:t>
       </w:r>
     </w:p>
     <w:p>
@@ -14967,31 +15022,31 @@
       </w:rPr>
     </w:lvl>
   </w:abstractNum>
-  <w:num w:numId="1" w16cid:durableId="1105613379">
+  <w:num w:numId="1" w16cid:durableId="1886598433">
     <w:abstractNumId w:val="8"/>
   </w:num>
-  <w:num w:numId="2" w16cid:durableId="1733769852">
+  <w:num w:numId="2" w16cid:durableId="64109573">
     <w:abstractNumId w:val="6"/>
   </w:num>
-  <w:num w:numId="3" w16cid:durableId="481043806">
+  <w:num w:numId="3" w16cid:durableId="438842703">
     <w:abstractNumId w:val="5"/>
   </w:num>
-  <w:num w:numId="4" w16cid:durableId="111485927">
+  <w:num w:numId="4" w16cid:durableId="390928171">
     <w:abstractNumId w:val="4"/>
   </w:num>
-  <w:num w:numId="5" w16cid:durableId="809785672">
+  <w:num w:numId="5" w16cid:durableId="969437454">
     <w:abstractNumId w:val="7"/>
   </w:num>
-  <w:num w:numId="6" w16cid:durableId="990519622">
+  <w:num w:numId="6" w16cid:durableId="882517409">
     <w:abstractNumId w:val="3"/>
   </w:num>
-  <w:num w:numId="7" w16cid:durableId="601189605">
+  <w:num w:numId="7" w16cid:durableId="951596937">
     <w:abstractNumId w:val="2"/>
   </w:num>
-  <w:num w:numId="8" w16cid:durableId="828640182">
+  <w:num w:numId="8" w16cid:durableId="1247375234">
     <w:abstractNumId w:val="1"/>
   </w:num>
-  <w:num w:numId="9" w16cid:durableId="1725712963">
+  <w:num w:numId="9" w16cid:durableId="661203068">
     <w:abstractNumId w:val="0"/>
   </w:num>
 </w:numbering>

--- a/Volume 1/Chapter 07 - Networking Basics/SPA_Vol1_Ch7_Lesson7_8_Network_Utilities.docx
+++ b/Volume 1/Chapter 07 - Networking Basics/SPA_Vol1_Ch7_Lesson7_8_Network_Utilities.docx
@@ -359,7 +359,11 @@
         <w:pStyle w:val="ListBullet"/>
       </w:pPr>
       <w:r>
-        <w:t>The tools' reports are thrown away. Python, Go, and TypeScript send them to the null device, which throws away everything written to it (NUL on Windows, /dev/null on Linux and macOS). C, C++, and C# read the reports to the end and drop them, because a tool that fills its pipe, the channel its output travels through, waits until someone reads it.</w:t>
+        <w:t xml:space="preserve">The tools' reports are thrown away. Python, Go, and TypeScript send them to the null device, which throws away everything written to it (NUL on Windows, /dev/null on Linux and macOS). C, C++, and C# read the </w:t>
+      </w:r>
+      <w:r>
+        <w:lastRenderedPageBreak/>
+        <w:t>reports to the end and drop them, because a tool that fills its pipe, the channel its output travels through, waits until someone reads it.</w:t>
       </w:r>
     </w:p>
     <w:p>
@@ -536,7 +540,11 @@
         <w:pStyle w:val="ListBullet"/>
       </w:pPr>
       <w:r>
-        <w:t>arp -a shows the neighbour table: for each computer on the same local network that this computer has talked to, its IPv4 address and its MAC address, the hardware address that delivery on that network uses. dynamic entries were learned and expire; static ones were set, such as the broadcast and multicast entries Windows adds itself. Get-NetNeighbor shows the same table in PowerShell. 00-00-5e-00-53-01 is a MAC address reserved for documentation:</w:t>
+        <w:t xml:space="preserve">arp -a shows the neighbour table: for each computer on the same local network that this computer has talked to, its IPv4 address and its MAC address, the hardware address that delivery on that network uses. </w:t>
+      </w:r>
+      <w:r>
+        <w:lastRenderedPageBreak/>
+        <w:t>dynamic entries were learned and expire; static ones were set, such as the broadcast and multicast entries Windows adds itself. Get-NetNeighbor shows the same table in PowerShell. 00-00-5e-00-53-01 is a MAC address reserved for documentation:</w:t>
       </w:r>
     </w:p>
     <w:p>
@@ -1072,6 +1080,7 @@
         <w:keepNext/>
       </w:pPr>
       <w:r>
+        <w:lastRenderedPageBreak/>
         <w:t xml:space="preserve">    "$HOME\spa\lesson-7.8\csharp\BasicNetworkUtilities" | Out-Null</w:t>
       </w:r>
     </w:p>
@@ -3274,23 +3283,23 @@
         <w:pStyle w:val="SourceCode"/>
       </w:pPr>
       <w:r>
-        <w:t>// Adds text to the end of command_line and returns 1, or returns 0 when it</w:t>
-      </w:r>
-    </w:p>
-    <w:p>
-      <w:pPr>
-        <w:pStyle w:val="SourceCode"/>
-      </w:pPr>
-      <w:r>
-        <w:t>// would not fit. Remember, strcat does not check the array's size, so the</w:t>
-      </w:r>
-    </w:p>
-    <w:p>
-      <w:pPr>
-        <w:pStyle w:val="SourceCode"/>
-      </w:pPr>
-      <w:r>
-        <w:t>// lengths are checked first.</w:t>
+        <w:t>// Adds text to the end of command_line and returns 1, or 0 when it would</w:t>
+      </w:r>
+    </w:p>
+    <w:p>
+      <w:pPr>
+        <w:pStyle w:val="SourceCode"/>
+      </w:pPr>
+      <w:r>
+        <w:t>// not fit (strcat never checks the array's size). Remember, &amp;&amp; stops at the</w:t>
+      </w:r>
+    </w:p>
+    <w:p>
+      <w:pPr>
+        <w:pStyle w:val="SourceCode"/>
+      </w:pPr>
+      <w:r>
+        <w:t>// first 0, so after a piece that does not fit, nothing more is added.</w:t>
       </w:r>
     </w:p>
     <w:p>
@@ -3902,15 +3911,15 @@
         <w:pStyle w:val="SourceCode"/>
       </w:pPr>
       <w:r>
-        <w:t xml:space="preserve">    // a target: strpbrk gives the first character of system_root that is in</w:t>
-      </w:r>
-    </w:p>
-    <w:p>
-      <w:pPr>
-        <w:pStyle w:val="SourceCode"/>
-      </w:pPr>
-      <w:r>
-        <w:t xml:space="preserve">    // CMD_SYMBOLS, or NULL when there is none.</w:t>
+        <w:t xml:space="preserve">    // a target: strpbrk gives system_root's first character in CMD_SYMBOLS,</w:t>
+      </w:r>
+    </w:p>
+    <w:p>
+      <w:pPr>
+        <w:pStyle w:val="SourceCode"/>
+      </w:pPr>
+      <w:r>
+        <w:t xml:space="preserve">    // or NULL. Remember, side-by-side literals join.</w:t>
       </w:r>
     </w:p>
     <w:p>
@@ -11727,23 +11736,23 @@
         <w:pStyle w:val="SourceCode"/>
       </w:pPr>
       <w:r>
-        <w:t xml:space="preserve">    """Runs one utility and prints one line: the tool and its last</w:t>
-      </w:r>
-    </w:p>
-    <w:p>
-      <w:pPr>
-        <w:pStyle w:val="SourceCode"/>
-      </w:pPr>
-      <w:r>
-        <w:t xml:space="preserve">    argument, the target, then its exit code; or an Error line when the</w:t>
-      </w:r>
-    </w:p>
-    <w:p>
-      <w:pPr>
-        <w:pStyle w:val="SourceCode"/>
-      </w:pPr>
-      <w:r>
-        <w:t xml:space="preserve">    tool could not be started."""</w:t>
+        <w:t xml:space="preserve">    """Runs one utility and prints one line: the tool, its last argument</w:t>
+      </w:r>
+    </w:p>
+    <w:p>
+      <w:pPr>
+        <w:pStyle w:val="SourceCode"/>
+      </w:pPr>
+      <w:r>
+        <w:t xml:space="preserve">    (the target; ipconfig.exe has none), and its exit code; or an Error</w:t>
+      </w:r>
+    </w:p>
+    <w:p>
+      <w:pPr>
+        <w:pStyle w:val="SourceCode"/>
+      </w:pPr>
+      <w:r>
+        <w:t xml:space="preserve">    line when the tool could not be started."""</w:t>
       </w:r>
     </w:p>
     <w:p>
@@ -11783,7 +11792,7 @@
         <w:pStyle w:val="SourceCode"/>
       </w:pPr>
       <w:r>
-        <w:t xml:space="preserve">    # Remember, arguments[-1] is the last item; ipconfig.exe has none.</w:t>
+        <w:t xml:space="preserve">    # Remember, x if c else y gives x when c is true; [-1] is the last item.</w:t>
       </w:r>
     </w:p>
     <w:p>
@@ -11894,7 +11903,7 @@
         <w:pStyle w:val="SourceCode"/>
       </w:pPr>
       <w:r>
-        <w:t xml:space="preserve">        # A target is checked before it goes anywhere near a command.</w:t>
+        <w:t xml:space="preserve">        # Each target is checked first. Remember, side-by-side literals join.</w:t>
       </w:r>
     </w:p>
     <w:p>
@@ -15022,31 +15031,31 @@
       </w:rPr>
     </w:lvl>
   </w:abstractNum>
-  <w:num w:numId="1" w16cid:durableId="1886598433">
+  <w:num w:numId="1" w16cid:durableId="1938561706">
     <w:abstractNumId w:val="8"/>
   </w:num>
-  <w:num w:numId="2" w16cid:durableId="64109573">
+  <w:num w:numId="2" w16cid:durableId="2038501440">
     <w:abstractNumId w:val="6"/>
   </w:num>
-  <w:num w:numId="3" w16cid:durableId="438842703">
+  <w:num w:numId="3" w16cid:durableId="958561989">
     <w:abstractNumId w:val="5"/>
   </w:num>
-  <w:num w:numId="4" w16cid:durableId="390928171">
+  <w:num w:numId="4" w16cid:durableId="2081436184">
     <w:abstractNumId w:val="4"/>
   </w:num>
-  <w:num w:numId="5" w16cid:durableId="969437454">
+  <w:num w:numId="5" w16cid:durableId="2027706970">
     <w:abstractNumId w:val="7"/>
   </w:num>
-  <w:num w:numId="6" w16cid:durableId="882517409">
+  <w:num w:numId="6" w16cid:durableId="129792095">
     <w:abstractNumId w:val="3"/>
   </w:num>
-  <w:num w:numId="7" w16cid:durableId="951596937">
+  <w:num w:numId="7" w16cid:durableId="1243638853">
     <w:abstractNumId w:val="2"/>
   </w:num>
-  <w:num w:numId="8" w16cid:durableId="1247375234">
+  <w:num w:numId="8" w16cid:durableId="1406562802">
     <w:abstractNumId w:val="1"/>
   </w:num>
-  <w:num w:numId="9" w16cid:durableId="661203068">
+  <w:num w:numId="9" w16cid:durableId="1261840590">
     <w:abstractNumId w:val="0"/>
   </w:num>
 </w:numbering>
